--- a/docs/word/data_dictionary.docx
+++ b/docs/word/data_dictionary.docx
@@ -58,7 +58,7 @@
           <w:color w:val="5F7A80"/>
           <w:sz w:val="19"/>
         </w:rPr>
-        <w:t>Generated 03 September 2026</w:t>
+        <w:t>Generated 17 October 2026</w:t>
       </w:r>
     </w:p>
     <w:p/>
@@ -1340,7 +1340,7 @@
               <w:rPr>
                 <w:sz w:val="18"/>
               </w:rPr>
-              <w:t>North America, includes re-releases</w:t>
+              <w:t>North America, includes rereleases</w:t>
             </w:r>
           </w:p>
         </w:tc>
@@ -2095,7 +2095,7 @@
               <w:rPr>
                 <w:sz w:val="18"/>
               </w:rPr>
-              <w:t>Popcornmeter; gathered over decades, so not a release-time measure</w:t>
+              <w:t>Popcornmeter; gathered over decades, so not a release time measure</w:t>
             </w:r>
           </w:p>
         </w:tc>
